--- a/Report/Milestone2.docx
+++ b/Report/Milestone2.docx
@@ -29,7 +29,7 @@
     <w:p>
       <w:pPr>
         <w:spacing w:before="100" w:beforeAutospacing="1" w:after="100" w:afterAutospacing="1"/>
-        <w:jc w:val="both"/>
+        <w:jc w:val="center"/>
         <w:outlineLvl w:val="1"/>
         <w:rPr>
           <w:b/>
@@ -50,11 +50,74 @@
     </w:p>
     <w:p>
       <w:pPr>
+        <w:spacing w:before="100" w:beforeAutospacing="1" w:after="100" w:afterAutospacing="1"/>
+        <w:jc w:val="center"/>
+        <w:outlineLvl w:val="1"/>
+        <w:rPr>
+          <w:b/>
+          <w:bCs/>
+        </w:rPr>
+      </w:pPr>
+      <w:r>
+        <w:rPr>
+          <w:b/>
+          <w:bCs/>
+        </w:rPr>
+        <w:t xml:space="preserve">Deepika </w:t>
+      </w:r>
+      <w:proofErr w:type="spellStart"/>
+      <w:proofErr w:type="gramStart"/>
+      <w:r>
+        <w:rPr>
+          <w:b/>
+          <w:bCs/>
+        </w:rPr>
+        <w:t>Muchukota</w:t>
+      </w:r>
+      <w:proofErr w:type="spellEnd"/>
+      <w:r>
+        <w:rPr>
+          <w:b/>
+          <w:bCs/>
+        </w:rPr>
+        <w:t>(</w:t>
+      </w:r>
+      <w:proofErr w:type="gramEnd"/>
+      <w:r>
+        <w:rPr>
+          <w:b/>
+          <w:bCs/>
+        </w:rPr>
+        <w:t>55474390)</w:t>
+      </w:r>
+    </w:p>
+    <w:p>
+      <w:pPr>
         <w:pStyle w:val="Heading1"/>
-        <w:jc w:val="center"/>
-      </w:pPr>
-      <w:r>
+        <w:rPr>
+          <w:rFonts w:ascii="Times New Roman" w:hAnsi="Times New Roman" w:cs="Times New Roman"/>
+          <w:b/>
+          <w:bCs/>
+          <w:color w:val="000000" w:themeColor="text1"/>
+        </w:rPr>
+      </w:pPr>
+      <w:r>
+        <w:rPr>
+          <w:rFonts w:ascii="Times New Roman" w:hAnsi="Times New Roman" w:cs="Times New Roman"/>
+          <w:b/>
+          <w:bCs/>
+          <w:color w:val="000000" w:themeColor="text1"/>
+        </w:rPr>
         <w:t>Table of Contents</w:t>
+      </w:r>
+      <w:r>
+        <w:rPr>
+          <w:rFonts w:ascii="Times New Roman" w:hAnsi="Times New Roman" w:cs="Times New Roman"/>
+          <w:b/>
+          <w:bCs/>
+          <w:color w:val="000000" w:themeColor="text1"/>
+        </w:rPr>
+        <w:t>:</w:t>
       </w:r>
     </w:p>
     <w:p>
@@ -509,6 +572,7 @@
         </w:numPr>
       </w:pPr>
       <w:r>
+        <w:lastRenderedPageBreak/>
         <w:t xml:space="preserve">Detailed Modeling Process </w:t>
       </w:r>
     </w:p>
@@ -533,7 +597,6 @@
         </w:numPr>
       </w:pPr>
       <w:r>
-        <w:lastRenderedPageBreak/>
         <w:t>Model Training Methodology</w:t>
       </w:r>
     </w:p>
@@ -799,6 +862,15 @@
           <w:szCs w:val="36"/>
         </w:rPr>
       </w:pPr>
+      <w:r>
+        <w:rPr>
+          <w:b/>
+          <w:bCs/>
+          <w:sz w:val="36"/>
+          <w:szCs w:val="36"/>
+        </w:rPr>
+        <w:t>List of Figures:</w:t>
+      </w:r>
     </w:p>
     <w:p>
       <w:pPr>
@@ -1651,6 +1723,7 @@
           <w:b/>
           <w:bCs/>
         </w:rPr>
+        <w:lastRenderedPageBreak/>
         <w:t>Dataset Statistics</w:t>
       </w:r>
     </w:p>
@@ -1668,7 +1741,6 @@
           <w:b/>
           <w:bCs/>
         </w:rPr>
-        <w:lastRenderedPageBreak/>
         <w:t>Number of countries</w:t>
       </w:r>
       <w:r>
@@ -29083,7 +29155,7 @@
 </file>
 
 <file path=customXml/itemProps1.xml><?xml version="1.0" encoding="utf-8"?>
-<ds:datastoreItem xmlns:ds="http://schemas.openxmlformats.org/officeDocument/2006/customXml" ds:itemID="{9FF48B78-E809-3347-B74C-CF41E8B999FF}">
+<ds:datastoreItem xmlns:ds="http://schemas.openxmlformats.org/officeDocument/2006/customXml" ds:itemID="{E08D0D80-53E7-CE43-B8FB-F7F4EB60312D}">
   <ds:schemaRefs>
     <ds:schemaRef ds:uri="http://schemas.openxmlformats.org/officeDocument/2006/bibliography"/>
   </ds:schemaRefs>
